--- a/print/gifts.docx
+++ b/print/gifts.docx
@@ -96,7 +96,7 @@
           <w:b w:val="0"/>
           <w:i w:val="0"/>
           <w:color w:val="222D2A"/>
-          <w:sz w:val="25"/>
+          <w:sz w:val="24"/>
         </w:rPr>
         <w:t>But if you'd really like to do something, we're saving for our honeymoon — any contribution, however small, means the world.</w:t>
       </w:r>
@@ -122,7 +122,7 @@
                     <pic:cNvPicPr/>
                   </pic:nvPicPr>
                   <pic:blipFill>
-                    <a:blip r:embed="rId11"/>
+                    <a:blip r:embed="rId10"/>
                     <a:stretch>
                       <a:fillRect/>
                     </a:stretch>
@@ -159,9 +159,8 @@
     </w:p>
     <w:sectPr>
       <w:headerReference w:type="default" r:id="rId9"/>
-      <w:footerReference w:type="default" r:id="rId10"/>
       <w:pgSz w:w="8391" w:h="11906"/>
-      <w:pgMar w:top="907" w:right="907" w:bottom="907" w:left="907" w:header="510" w:footer="510" w:gutter="0"/>
+      <w:pgMar w:top="964" w:right="964" w:bottom="964" w:left="964" w:header="510" w:footer="510" w:gutter="0"/>
       <w:cols w:space="720"/>
       <w:docGrid w:linePitch="360"/>
       <w:vAlign w:val="center"/>
@@ -170,26 +169,33 @@
 </w:document>
 </file>
 
-<file path=word/footer1.xml><?xml version="1.0" encoding="utf-8"?>
-<w:ftr xmlns:m="http://schemas.openxmlformats.org/officeDocument/2006/math" xmlns:mc="http://schemas.openxmlformats.org/markup-compatibility/2006" xmlns:mo="http://schemas.microsoft.com/office/mac/office/2008/main" xmlns:mv="urn:schemas-microsoft-com:mac:vml" xmlns:o="urn:schemas-microsoft-com:office:office" xmlns:r="http://schemas.openxmlformats.org/officeDocument/2006/relationships" xmlns:v="urn:schemas-microsoft-com:vml" xmlns:w10="urn:schemas-microsoft-com:office:word" xmlns:w14="http://schemas.microsoft.com/office/word/2010/wordml" xmlns:w="http://schemas.openxmlformats.org/wordprocessingml/2006/main" xmlns:wne="http://schemas.microsoft.com/office/word/2006/wordml" xmlns:wp14="http://schemas.microsoft.com/office/word/2010/wordprocessingDrawing" xmlns:wp="http://schemas.openxmlformats.org/drawingml/2006/wordprocessingDrawing" xmlns:wpc="http://schemas.microsoft.com/office/word/2010/wordprocessingCanvas" xmlns:wpg="http://schemas.microsoft.com/office/word/2010/wordprocessingGroup" xmlns:wpi="http://schemas.microsoft.com/office/word/2010/wordprocessingInk" xmlns:wps="http://schemas.microsoft.com/office/word/2010/wordprocessingShape" mc:Ignorable="w14 wp14">
+<file path=word/header1.xml><?xml version="1.0" encoding="utf-8"?>
+<w:hdr xmlns:m="http://schemas.openxmlformats.org/officeDocument/2006/math" xmlns:mc="http://schemas.openxmlformats.org/markup-compatibility/2006" xmlns:mo="http://schemas.microsoft.com/office/mac/office/2008/main" xmlns:mv="urn:schemas-microsoft-com:mac:vml" xmlns:o="urn:schemas-microsoft-com:office:office" xmlns:r="http://schemas.openxmlformats.org/officeDocument/2006/relationships" xmlns:v="urn:schemas-microsoft-com:vml" xmlns:w10="urn:schemas-microsoft-com:office:word" xmlns:w14="http://schemas.microsoft.com/office/word/2010/wordml" xmlns:w="http://schemas.openxmlformats.org/wordprocessingml/2006/main" xmlns:wne="http://schemas.microsoft.com/office/word/2006/wordml" xmlns:wp14="http://schemas.microsoft.com/office/word/2010/wordprocessingDrawing" xmlns:wp="http://schemas.openxmlformats.org/drawingml/2006/wordprocessingDrawing" xmlns:wpc="http://schemas.microsoft.com/office/word/2010/wordprocessingCanvas" xmlns:wpg="http://schemas.microsoft.com/office/word/2010/wordprocessingGroup" xmlns:wpi="http://schemas.microsoft.com/office/word/2010/wordprocessingInk" xmlns:wps="http://schemas.microsoft.com/office/word/2010/wordprocessingShape" mc:Ignorable="w14 wp14">
   <w:p>
     <w:pPr>
-      <w:pStyle w:val="Footer"/>
-      <w:tabs>
-        <w:tab w:pos="6577" w:val="right"/>
-      </w:tabs>
-      <w:spacing w:before="0" w:after="0"/>
+      <w:pStyle w:val="Header"/>
+      <w:spacing w:before="0" w:after="0" w:line="20" w:lineRule="exact"/>
       <w:jc w:val="left"/>
     </w:pPr>
     <w:r>
+      <w:rPr>
+        <w:sz w:val="2"/>
+      </w:rPr>
       <w:drawing>
-        <wp:inline xmlns:a="http://schemas.openxmlformats.org/drawingml/2006/main" xmlns:pic="http://schemas.openxmlformats.org/drawingml/2006/picture">
-          <wp:extent cx="457200" cy="457200"/>
-          <wp:docPr id="1" name="Picture 1"/>
-          <wp:cNvGraphicFramePr>
-            <a:graphicFrameLocks noChangeAspect="1"/>
-          </wp:cNvGraphicFramePr>
-          <a:graphic>
+        <wp:anchor distT="0" distB="0" distL="0" distR="0" simplePos="0" relativeHeight="0" behindDoc="1" locked="0" layoutInCell="1" allowOverlap="1">
+          <wp:simplePos x="0" y="0"/>
+          <wp:positionH relativeFrom="page">
+            <wp:posOffset>0</wp:posOffset>
+          </wp:positionH>
+          <wp:positionV relativeFrom="page">
+            <wp:posOffset>0</wp:posOffset>
+          </wp:positionV>
+          <wp:extent cx="5328285" cy="7560310"/>
+          <wp:effectExtent l="0" t="0" r="0" b="0"/>
+          <wp:wrapNone/>
+          <wp:docPr id="41" name="Trim 41"/>
+          <wp:cNvGraphicFramePr/>
+          <a:graphic xmlns:a="http://schemas.openxmlformats.org/drawingml/2006/main" xmlns:pic="http://schemas.openxmlformats.org/drawingml/2006/picture">
             <a:graphicData uri="http://schemas.openxmlformats.org/drawingml/2006/picture">
               <pic:pic>
                 <pic:nvPicPr>
@@ -205,137 +211,14 @@
                 <pic:spPr>
                   <a:xfrm>
                     <a:off x="0" y="0"/>
-                    <a:ext cx="457200" cy="457200"/>
+                    <a:ext cx="5328285" cy="7560310"/>
                   </a:xfrm>
                   <a:prstGeom prst="rect"/>
                 </pic:spPr>
               </pic:pic>
             </a:graphicData>
           </a:graphic>
-        </wp:inline>
-      </w:drawing>
-    </w:r>
-    <w:r>
-      <w:tab/>
-    </w:r>
-    <w:r>
-      <w:drawing>
-        <wp:inline xmlns:a="http://schemas.openxmlformats.org/drawingml/2006/main" xmlns:pic="http://schemas.openxmlformats.org/drawingml/2006/picture">
-          <wp:extent cx="457200" cy="457200"/>
-          <wp:docPr id="2" name="Picture 2"/>
-          <wp:cNvGraphicFramePr>
-            <a:graphicFrameLocks noChangeAspect="1"/>
-          </wp:cNvGraphicFramePr>
-          <a:graphic>
-            <a:graphicData uri="http://schemas.openxmlformats.org/drawingml/2006/picture">
-              <pic:pic>
-                <pic:nvPicPr>
-                  <pic:cNvPr id="0" name="image.png"/>
-                  <pic:cNvPicPr/>
-                </pic:nvPicPr>
-                <pic:blipFill>
-                  <a:blip r:embed="rId2"/>
-                  <a:stretch>
-                    <a:fillRect/>
-                  </a:stretch>
-                </pic:blipFill>
-                <pic:spPr>
-                  <a:xfrm>
-                    <a:off x="0" y="0"/>
-                    <a:ext cx="457200" cy="457200"/>
-                  </a:xfrm>
-                  <a:prstGeom prst="rect"/>
-                </pic:spPr>
-              </pic:pic>
-            </a:graphicData>
-          </a:graphic>
-        </wp:inline>
-      </w:drawing>
-    </w:r>
-  </w:p>
-</w:ftr>
-</file>
-
-<file path=word/header1.xml><?xml version="1.0" encoding="utf-8"?>
-<w:hdr xmlns:m="http://schemas.openxmlformats.org/officeDocument/2006/math" xmlns:mc="http://schemas.openxmlformats.org/markup-compatibility/2006" xmlns:mo="http://schemas.microsoft.com/office/mac/office/2008/main" xmlns:mv="urn:schemas-microsoft-com:mac:vml" xmlns:o="urn:schemas-microsoft-com:office:office" xmlns:r="http://schemas.openxmlformats.org/officeDocument/2006/relationships" xmlns:v="urn:schemas-microsoft-com:vml" xmlns:w10="urn:schemas-microsoft-com:office:word" xmlns:w14="http://schemas.microsoft.com/office/word/2010/wordml" xmlns:w="http://schemas.openxmlformats.org/wordprocessingml/2006/main" xmlns:wne="http://schemas.microsoft.com/office/word/2006/wordml" xmlns:wp14="http://schemas.microsoft.com/office/word/2010/wordprocessingDrawing" xmlns:wp="http://schemas.openxmlformats.org/drawingml/2006/wordprocessingDrawing" xmlns:wpc="http://schemas.microsoft.com/office/word/2010/wordprocessingCanvas" xmlns:wpg="http://schemas.microsoft.com/office/word/2010/wordprocessingGroup" xmlns:wpi="http://schemas.microsoft.com/office/word/2010/wordprocessingInk" xmlns:wps="http://schemas.microsoft.com/office/word/2010/wordprocessingShape" mc:Ignorable="w14 wp14">
-  <w:p>
-    <w:pPr>
-      <w:pStyle w:val="Header"/>
-      <w:tabs>
-        <w:tab w:pos="6577" w:val="right"/>
-      </w:tabs>
-      <w:spacing w:before="0" w:after="0"/>
-      <w:jc w:val="left"/>
-    </w:pPr>
-    <w:r>
-      <w:drawing>
-        <wp:inline xmlns:a="http://schemas.openxmlformats.org/drawingml/2006/main" xmlns:pic="http://schemas.openxmlformats.org/drawingml/2006/picture">
-          <wp:extent cx="457200" cy="457200"/>
-          <wp:docPr id="1" name="Picture 1"/>
-          <wp:cNvGraphicFramePr>
-            <a:graphicFrameLocks noChangeAspect="1"/>
-          </wp:cNvGraphicFramePr>
-          <a:graphic>
-            <a:graphicData uri="http://schemas.openxmlformats.org/drawingml/2006/picture">
-              <pic:pic>
-                <pic:nvPicPr>
-                  <pic:cNvPr id="0" name="image.png"/>
-                  <pic:cNvPicPr/>
-                </pic:nvPicPr>
-                <pic:blipFill>
-                  <a:blip r:embed="rId1"/>
-                  <a:stretch>
-                    <a:fillRect/>
-                  </a:stretch>
-                </pic:blipFill>
-                <pic:spPr>
-                  <a:xfrm>
-                    <a:off x="0" y="0"/>
-                    <a:ext cx="457200" cy="457200"/>
-                  </a:xfrm>
-                  <a:prstGeom prst="rect"/>
-                </pic:spPr>
-              </pic:pic>
-            </a:graphicData>
-          </a:graphic>
-        </wp:inline>
-      </w:drawing>
-    </w:r>
-    <w:r>
-      <w:tab/>
-    </w:r>
-    <w:r>
-      <w:drawing>
-        <wp:inline xmlns:a="http://schemas.openxmlformats.org/drawingml/2006/main" xmlns:pic="http://schemas.openxmlformats.org/drawingml/2006/picture">
-          <wp:extent cx="457200" cy="457200"/>
-          <wp:docPr id="2" name="Picture 2"/>
-          <wp:cNvGraphicFramePr>
-            <a:graphicFrameLocks noChangeAspect="1"/>
-          </wp:cNvGraphicFramePr>
-          <a:graphic>
-            <a:graphicData uri="http://schemas.openxmlformats.org/drawingml/2006/picture">
-              <pic:pic>
-                <pic:nvPicPr>
-                  <pic:cNvPr id="0" name="image.png"/>
-                  <pic:cNvPicPr/>
-                </pic:nvPicPr>
-                <pic:blipFill>
-                  <a:blip r:embed="rId2"/>
-                  <a:stretch>
-                    <a:fillRect/>
-                  </a:stretch>
-                </pic:blipFill>
-                <pic:spPr>
-                  <a:xfrm>
-                    <a:off x="0" y="0"/>
-                    <a:ext cx="457200" cy="457200"/>
-                  </a:xfrm>
-                  <a:prstGeom prst="rect"/>
-                </pic:spPr>
-              </pic:pic>
-            </a:graphicData>
-          </a:graphic>
-        </wp:inline>
+        </wp:anchor>
       </w:drawing>
     </w:r>
   </w:p>

--- a/print/gifts.docx
+++ b/print/gifts.docx
@@ -160,7 +160,7 @@
     <w:sectPr>
       <w:headerReference w:type="default" r:id="rId9"/>
       <w:pgSz w:w="8391" w:h="11906"/>
-      <w:pgMar w:top="964" w:right="964" w:bottom="964" w:left="964" w:header="510" w:footer="510" w:gutter="0"/>
+      <w:pgMar w:top="1134" w:right="1134" w:bottom="1134" w:left="1134" w:header="510" w:footer="510" w:gutter="0"/>
       <w:cols w:space="720"/>
       <w:docGrid w:linePitch="360"/>
       <w:vAlign w:val="center"/>

--- a/print/gifts.docx
+++ b/print/gifts.docx
@@ -160,7 +160,7 @@
     <w:sectPr>
       <w:headerReference w:type="default" r:id="rId9"/>
       <w:pgSz w:w="8391" w:h="11906"/>
-      <w:pgMar w:top="1134" w:right="1134" w:bottom="1134" w:left="1134" w:header="510" w:footer="510" w:gutter="0"/>
+      <w:pgMar w:top="1474" w:right="1474" w:bottom="1474" w:left="1474" w:header="510" w:footer="510" w:gutter="0"/>
       <w:cols w:space="720"/>
       <w:docGrid w:linePitch="360"/>
       <w:vAlign w:val="center"/>

--- a/print/gifts.docx
+++ b/print/gifts.docx
@@ -13,8 +13,8 @@
           <w:b w:val="0"/>
           <w:i w:val="0"/>
           <w:color w:val="2C5D63"/>
-          <w:sz w:val="22"/>
-          <w:spacing w:val="56"/>
+          <w:sz w:val="17"/>
+          <w:spacing w:val="48"/>
           <w:caps w:val="1"/>
         </w:rPr>
         <w:t>Becki &amp; Jase</w:t>
@@ -31,7 +31,7 @@
           <w:b/>
           <w:i w:val="0"/>
           <w:color w:val="222D2A"/>
-          <w:sz w:val="88"/>
+          <w:sz w:val="60"/>
         </w:rPr>
         <w:t>Gifts</w:t>
       </w:r>
@@ -64,7 +64,7 @@
           <w:b w:val="0"/>
           <w:i w:val="0"/>
           <w:color w:val="222D2A"/>
-          <w:sz w:val="32"/>
+          <w:sz w:val="28"/>
         </w:rPr>
         <w:t>We have a house, we have stuff, and between the kids and the dogs there's barely room for anything else.</w:t>
       </w:r>
@@ -80,7 +80,7 @@
           <w:b w:val="0"/>
           <w:i/>
           <w:color w:val="222D2A"/>
-          <w:sz w:val="34"/>
+          <w:sz w:val="28"/>
         </w:rPr>
         <w:t>The greatest gift you can give us is being here.</w:t>
       </w:r>
@@ -96,7 +96,7 @@
           <w:b w:val="0"/>
           <w:i w:val="0"/>
           <w:color w:val="222D2A"/>
-          <w:sz w:val="32"/>
+          <w:sz w:val="28"/>
         </w:rPr>
         <w:t>But if you'd really like to give something, we're saving for our honeymoon — any contribution, however small, means the world.</w:t>
       </w:r>
@@ -152,7 +152,7 @@
           <w:b w:val="0"/>
           <w:i/>
           <w:color w:val="2C5D63"/>
-          <w:sz w:val="17"/>
+          <w:sz w:val="18"/>
         </w:rPr>
         <w:t>Scan this QR code with your camera for our honeymoon fund</w:t>
       </w:r>
